--- a/hw2b/Team11_HW2B version2.docx
+++ b/hw2b/Team11_HW2B version2.docx
@@ -2387,14 +2387,7 @@
           <w:sz w:val="26"/>
           <w:szCs w:val="26"/>
         </w:rPr>
-        <w:t>Điều này thường được thực hiện bằng cách tối thiểu hóa một hàm mất mát, chẳng hạn như tổng bình phương sai số</w:t>
-      </w:r>
-      <w:r>
-        <w:rPr>
-          <w:sz w:val="26"/>
-          <w:szCs w:val="26"/>
-        </w:rPr>
-        <w:t xml:space="preserve"> </w:t>
+        <w:t>Điều này thường được thực hiện bằng cách tối thiểu hóa một hàm mất mát</w:t>
       </w:r>
       <w:sdt>
         <w:sdtPr>
@@ -2468,23 +2461,7 @@
             <w:sz w:val="24"/>
             <w:szCs w:val="24"/>
           </w:rPr>
-          <m:t>F(θ</m:t>
-        </m:r>
-        <m:r>
-          <w:rPr>
-            <w:rFonts w:ascii="Cambria Math" w:hAnsi="Cambria Math"/>
-            <w:sz w:val="24"/>
-            <w:szCs w:val="24"/>
-          </w:rPr>
-          <m:t>,X</m:t>
-        </m:r>
-        <m:r>
-          <w:rPr>
-            <w:rFonts w:ascii="Cambria Math" w:hAnsi="Cambria Math"/>
-            <w:sz w:val="24"/>
-            <w:szCs w:val="24"/>
-          </w:rPr>
-          <m:t>)=</m:t>
+          <m:t>F(θ,X)=</m:t>
         </m:r>
         <m:f>
           <m:fPr>
@@ -4844,15 +4821,7 @@
             <w:sz w:val="26"/>
             <w:szCs w:val="26"/>
           </w:rPr>
-          <m:t>&gt;</m:t>
-        </m:r>
-        <m:r>
-          <w:rPr>
-            <w:rFonts w:ascii="Cambria Math" w:hAnsi="Cambria Math"/>
-            <w:sz w:val="26"/>
-            <w:szCs w:val="26"/>
-          </w:rPr>
-          <m:t xml:space="preserve">  0</m:t>
+          <m:t>&gt;  0</m:t>
         </m:r>
       </m:oMath>
     </w:p>
@@ -8244,15 +8213,6 @@
     </w:p>
     <w:p>
       <w:pPr>
-        <w:jc w:val="center"/>
-        <w:rPr>
-          <w:noProof/>
-          <w14:ligatures w14:val="standardContextual"/>
-        </w:rPr>
-      </w:pPr>
-    </w:p>
-    <w:p>
-      <w:pPr>
         <w:pStyle w:val="Heading1"/>
         <w:rPr>
           <w:lang w:val="en-US"/>
@@ -8267,6 +8227,7 @@
     <w:p>
       <w:r>
         <w:rPr>
+          <w:noProof/>
           <w:lang w:val="vi-VN"/>
         </w:rPr>
         <w:drawing>
@@ -8308,6 +8269,88 @@
     </w:p>
     <w:p>
       <w:r>
+        <w:drawing>
+          <wp:inline distT="0" distB="0" distL="0" distR="0" wp14:anchorId="5395791D" wp14:editId="2854208F">
+            <wp:extent cx="5624047" cy="1775614"/>
+            <wp:effectExtent l="0" t="0" r="0" b="0"/>
+            <wp:docPr id="1618905333" name="Picture 1"/>
+            <wp:cNvGraphicFramePr>
+              <a:graphicFrameLocks xmlns:a="http://schemas.openxmlformats.org/drawingml/2006/main" noChangeAspect="1"/>
+            </wp:cNvGraphicFramePr>
+            <a:graphic xmlns:a="http://schemas.openxmlformats.org/drawingml/2006/main">
+              <a:graphicData uri="http://schemas.openxmlformats.org/drawingml/2006/picture">
+                <pic:pic xmlns:pic="http://schemas.openxmlformats.org/drawingml/2006/picture">
+                  <pic:nvPicPr>
+                    <pic:cNvPr id="1618905333" name=""/>
+                    <pic:cNvPicPr/>
+                  </pic:nvPicPr>
+                  <pic:blipFill>
+                    <a:blip r:embed="rId9"/>
+                    <a:stretch>
+                      <a:fillRect/>
+                    </a:stretch>
+                  </pic:blipFill>
+                  <pic:spPr>
+                    <a:xfrm>
+                      <a:off x="0" y="0"/>
+                      <a:ext cx="5624047" cy="1775614"/>
+                    </a:xfrm>
+                    <a:prstGeom prst="rect">
+                      <a:avLst/>
+                    </a:prstGeom>
+                  </pic:spPr>
+                </pic:pic>
+              </a:graphicData>
+            </a:graphic>
+          </wp:inline>
+        </w:drawing>
+      </w:r>
+    </w:p>
+    <w:p>
+      <w:r>
+        <w:lastRenderedPageBreak/>
+        <w:drawing>
+          <wp:inline distT="0" distB="0" distL="0" distR="0" wp14:anchorId="4DD5386F" wp14:editId="23A1A48E">
+            <wp:extent cx="5875529" cy="3185436"/>
+            <wp:effectExtent l="0" t="0" r="0" b="0"/>
+            <wp:docPr id="1052174343" name="Picture 1" descr="A math equations and formulas&#10;&#10;AI-generated content may be incorrect."/>
+            <wp:cNvGraphicFramePr>
+              <a:graphicFrameLocks xmlns:a="http://schemas.openxmlformats.org/drawingml/2006/main" noChangeAspect="1"/>
+            </wp:cNvGraphicFramePr>
+            <a:graphic xmlns:a="http://schemas.openxmlformats.org/drawingml/2006/main">
+              <a:graphicData uri="http://schemas.openxmlformats.org/drawingml/2006/picture">
+                <pic:pic xmlns:pic="http://schemas.openxmlformats.org/drawingml/2006/picture">
+                  <pic:nvPicPr>
+                    <pic:cNvPr id="1052174343" name="Picture 1" descr="A math equations and formulas&#10;&#10;AI-generated content may be incorrect."/>
+                    <pic:cNvPicPr/>
+                  </pic:nvPicPr>
+                  <pic:blipFill>
+                    <a:blip r:embed="rId10"/>
+                    <a:stretch>
+                      <a:fillRect/>
+                    </a:stretch>
+                  </pic:blipFill>
+                  <pic:spPr>
+                    <a:xfrm>
+                      <a:off x="0" y="0"/>
+                      <a:ext cx="5875529" cy="3185436"/>
+                    </a:xfrm>
+                    <a:prstGeom prst="rect">
+                      <a:avLst/>
+                    </a:prstGeom>
+                  </pic:spPr>
+                </pic:pic>
+              </a:graphicData>
+            </a:graphic>
+          </wp:inline>
+        </w:drawing>
+      </w:r>
+    </w:p>
+    <w:p>
+      <w:r>
+        <w:rPr>
+          <w:noProof/>
+        </w:rPr>
         <w:lastRenderedPageBreak/>
         <w:drawing>
           <wp:inline distT="0" distB="0" distL="0" distR="0" wp14:anchorId="2C137336" wp14:editId="50DA5B9E">
@@ -8325,7 +8368,7 @@
                     <pic:cNvPicPr/>
                   </pic:nvPicPr>
                   <pic:blipFill>
-                    <a:blip r:embed="rId9"/>
+                    <a:blip r:embed="rId11"/>
                     <a:stretch>
                       <a:fillRect/>
                     </a:stretch>
@@ -8399,7 +8442,7 @@
         </w:rPr>
         <w:t xml:space="preserve">Nguồn dữ liệu: </w:t>
       </w:r>
-      <w:hyperlink r:id="rId10" w:history="1">
+      <w:hyperlink r:id="rId12" w:history="1">
         <w:r>
           <w:rPr>
             <w:rStyle w:val="Hyperlink"/>
@@ -12722,7 +12765,7 @@
                     <pic:cNvPicPr/>
                   </pic:nvPicPr>
                   <pic:blipFill>
-                    <a:blip r:embed="rId11"/>
+                    <a:blip r:embed="rId13"/>
                     <a:stretch>
                       <a:fillRect/>
                     </a:stretch>
@@ -12802,7 +12845,7 @@
                     <pic:cNvPicPr/>
                   </pic:nvPicPr>
                   <pic:blipFill>
-                    <a:blip r:embed="rId12"/>
+                    <a:blip r:embed="rId14"/>
                     <a:stretch>
                       <a:fillRect/>
                     </a:stretch>
@@ -12896,7 +12939,7 @@
                     <pic:cNvPicPr/>
                   </pic:nvPicPr>
                   <pic:blipFill>
-                    <a:blip r:embed="rId13"/>
+                    <a:blip r:embed="rId15"/>
                     <a:stretch>
                       <a:fillRect/>
                     </a:stretch>
@@ -12954,7 +12997,7 @@
                     <pic:cNvPicPr/>
                   </pic:nvPicPr>
                   <pic:blipFill>
-                    <a:blip r:embed="rId14"/>
+                    <a:blip r:embed="rId16"/>
                     <a:stretch>
                       <a:fillRect/>
                     </a:stretch>
@@ -12996,7 +13039,7 @@
                     <pic:cNvPicPr/>
                   </pic:nvPicPr>
                   <pic:blipFill>
-                    <a:blip r:embed="rId15"/>
+                    <a:blip r:embed="rId17"/>
                     <a:stretch>
                       <a:fillRect/>
                     </a:stretch>
@@ -13286,8 +13329,8 @@
     </w:sdt>
     <w:p/>
     <w:sectPr>
-      <w:headerReference w:type="default" r:id="rId16"/>
-      <w:footerReference w:type="default" r:id="rId17"/>
+      <w:headerReference w:type="default" r:id="rId18"/>
+      <w:footerReference w:type="default" r:id="rId19"/>
       <w:pgSz w:w="12240" w:h="15840"/>
       <w:pgMar w:top="1260" w:right="990" w:bottom="1440" w:left="1350" w:header="720" w:footer="630" w:gutter="0"/>
       <w:cols w:space="720"/>
